--- a/docs/paper/unified_manuscript/royal_society_open_science/RSOS_manuscript.docx
+++ b/docs/paper/unified_manuscript/royal_society_open_science/RSOS_manuscript.docx
@@ -8032,7 +8032,7 @@
     </w:p>
     <w:p>
       <w:r>
-        <w:t>All analysed sequencing data are public under PRJNA830488/GSE201243, PRJNA450886, PRJNA922966/GSE222651, PRJNA922965/GSE222650, and PRJNA1090613/GSE262200. Supplementary Tables S1-S18, Figures S1-S3, and tab-separated figure source data are archived under CC BY 4.0 at https://doi.org/10.5281/zenodo.22240717. The data and supporting materials required to reproduce the reported results are included in that archive.</w:t>
+        <w:t>All analysed sequencing data are public under PRJNA830488/GSE201243, PRJNA450886, PRJNA922966/GSE222651, PRJNA922965/GSE222650, and PRJNA1090613/GSE262200. Supplementary Tables S1-S18, Figures S1-S3, and tab-separated figure source data are archived under CC BY 4.0 at https://doi.org/10.5281/zenodo.22240717 [42]. The analysis source code, Snakemake workflows, configuration files, tests and environment specifications are supplied as electronic supplementary material in RSOS_analysis_code.zip. Together, these public records and electronic supplementary files provide the data, code and supporting materials required to reproduce the reported results.</w:t>
       </w:r>
     </w:p>
     <w:p>
@@ -8283,6 +8283,15 @@
     </w:p>
     <w:p>
       <w:pPr>
+        <w:pStyle w:val="ListBullet"/>
+        <w:spacing w:line="276" w:lineRule="auto" w:after="40"/>
+      </w:pPr>
+      <w:r>
+        <w:t>Code S1. Analysis code, workflows, configurations, tests, metadata, and environment specifications.</w:t>
+      </w:r>
+    </w:p>
+    <w:p>
+      <w:pPr>
         <w:pStyle w:val="Heading1"/>
         <w:pageBreakBefore/>
       </w:pPr>
@@ -8693,6 +8702,15 @@
       </w:pPr>
       <w:r>
         <w:t>41. Mölder F, Jablonski KP, Letcher B, Hall MB, Tomkins-Tinch CH, Sochat V, et al. Sustainable data analysis with Snakemake. F1000Research. 2021;10:33. doi:10.12688/f1000research.29032.2.</w:t>
+      </w:r>
+    </w:p>
+    <w:p>
+      <w:pPr>
+        <w:spacing w:line="276" w:lineRule="auto" w:after="80"/>
+        <w:ind w:left="360" w:hanging="360"/>
+      </w:pPr>
+      <w:r>
+        <w:t>42. Zhuang E. 2026 Supplementary material for Cultivar-dependent transcriptional responses of lychee to Peronophythora litchii: a registered genome-wide analysis. Zenodo. doi:10.5281/zenodo.22240717.</w:t>
       </w:r>
     </w:p>
     <w:p>

--- a/docs/paper/unified_manuscript/royal_society_open_science/RSOS_manuscript.docx
+++ b/docs/paper/unified_manuscript/royal_society_open_science/RSOS_manuscript.docx
@@ -8032,7 +8032,7 @@
     </w:p>
     <w:p>
       <w:r>
-        <w:t>All analysed sequencing data are public under PRJNA830488/GSE201243, PRJNA450886, PRJNA922966/GSE222651, PRJNA922965/GSE222650, and PRJNA1090613/GSE262200. Supplementary Tables S1-S18, Figures S1-S3, and tab-separated figure source data are archived under CC BY 4.0 at https://doi.org/10.5281/zenodo.22240717 [42]. The analysis source code, Snakemake workflows, configuration files, tests and environment specifications are supplied as electronic supplementary material in RSOS_analysis_code.zip. Together, these public records and electronic supplementary files provide the data, code and supporting materials required to reproduce the reported results.</w:t>
+        <w:t>All analysed sequencing data are public under PRJNA830488/GSE201243, PRJNA450886, PRJNA922966/GSE222651, PRJNA922965/GSE222650, and PRJNA1090613/GSE262200. Supplementary Tables S1-S18, Figures S1-S3, and tab-separated figure source data are archived under CC BY 4.0 at https://doi.org/10.5281/zenodo.22240717 [42]. The analysis source code, Snakemake workflows, configuration files, tests and environment specifications are supplied as electronic supplementary material within RSOS_supporting_information.zip. Together, these public records and electronic supplementary files provide the data, code and supporting materials required to reproduce the reported results.</w:t>
       </w:r>
     </w:p>
     <w:p>
